--- a/ПроектированиеБД.docx
+++ b/ПроектированиеБД.docx
@@ -134,10 +134,10 @@
         </w:tblCellMar>
       </w:tblPr>
       <w:tblGrid>
-        <w:gridCol w:w="1823"/>
+        <w:gridCol w:w="1822"/>
         <w:gridCol w:w="1537"/>
-        <w:gridCol w:w="3235"/>
-        <w:gridCol w:w="3043"/>
+        <w:gridCol w:w="3236"/>
+        <w:gridCol w:w="3042"/>
       </w:tblGrid>
       <w:tr>
         <w:trPr>
@@ -145,7 +145,7 @@
         </w:trPr>
         <w:tc>
           <w:tcPr>
-            <w:tcW w:w="1823" w:type="dxa"/>
+            <w:tcW w:w="1822" w:type="dxa"/>
             <w:tcBorders>
               <w:bottom w:val="single" w:sz="2" w:space="0" w:color="FFFFFF"/>
             </w:tcBorders>
@@ -201,7 +201,7 @@
         </w:tc>
         <w:tc>
           <w:tcPr>
-            <w:tcW w:w="3235" w:type="dxa"/>
+            <w:tcW w:w="3236" w:type="dxa"/>
             <w:tcBorders>
               <w:bottom w:val="single" w:sz="2" w:space="0" w:color="FFFFFF"/>
             </w:tcBorders>
@@ -229,7 +229,7 @@
         </w:tc>
         <w:tc>
           <w:tcPr>
-            <w:tcW w:w="3043" w:type="dxa"/>
+            <w:tcW w:w="3042" w:type="dxa"/>
             <w:tcBorders>
               <w:bottom w:val="single" w:sz="2" w:space="0" w:color="FFFFFF"/>
             </w:tcBorders>
@@ -260,7 +260,7 @@
         <w:trPr/>
         <w:tc>
           <w:tcPr>
-            <w:tcW w:w="1823" w:type="dxa"/>
+            <w:tcW w:w="1822" w:type="dxa"/>
             <w:tcBorders>
               <w:bottom w:val="single" w:sz="2" w:space="0" w:color="FFFFFF"/>
             </w:tcBorders>
@@ -318,7 +318,7 @@
         </w:tc>
         <w:tc>
           <w:tcPr>
-            <w:tcW w:w="3235" w:type="dxa"/>
+            <w:tcW w:w="3236" w:type="dxa"/>
             <w:tcBorders>
               <w:bottom w:val="single" w:sz="2" w:space="0" w:color="FFFFFF"/>
             </w:tcBorders>
@@ -347,7 +347,7 @@
         </w:tc>
         <w:tc>
           <w:tcPr>
-            <w:tcW w:w="3043" w:type="dxa"/>
+            <w:tcW w:w="3042" w:type="dxa"/>
             <w:tcBorders>
               <w:bottom w:val="single" w:sz="2" w:space="0" w:color="FFFFFF"/>
             </w:tcBorders>
@@ -379,7 +379,7 @@
         <w:trPr/>
         <w:tc>
           <w:tcPr>
-            <w:tcW w:w="1823" w:type="dxa"/>
+            <w:tcW w:w="1822" w:type="dxa"/>
             <w:tcBorders>
               <w:bottom w:val="single" w:sz="2" w:space="0" w:color="FFFFFF"/>
             </w:tcBorders>
@@ -437,7 +437,7 @@
         </w:tc>
         <w:tc>
           <w:tcPr>
-            <w:tcW w:w="3235" w:type="dxa"/>
+            <w:tcW w:w="3236" w:type="dxa"/>
             <w:tcBorders>
               <w:bottom w:val="single" w:sz="2" w:space="0" w:color="FFFFFF"/>
             </w:tcBorders>
@@ -466,7 +466,7 @@
         </w:tc>
         <w:tc>
           <w:tcPr>
-            <w:tcW w:w="3043" w:type="dxa"/>
+            <w:tcW w:w="3042" w:type="dxa"/>
             <w:tcBorders>
               <w:bottom w:val="single" w:sz="2" w:space="0" w:color="FFFFFF"/>
             </w:tcBorders>
@@ -498,7 +498,7 @@
         <w:trPr/>
         <w:tc>
           <w:tcPr>
-            <w:tcW w:w="1823" w:type="dxa"/>
+            <w:tcW w:w="1822" w:type="dxa"/>
             <w:tcBorders>
               <w:bottom w:val="single" w:sz="2" w:space="0" w:color="FFFFFF"/>
             </w:tcBorders>
@@ -556,7 +556,7 @@
         </w:tc>
         <w:tc>
           <w:tcPr>
-            <w:tcW w:w="3235" w:type="dxa"/>
+            <w:tcW w:w="3236" w:type="dxa"/>
             <w:tcBorders>
               <w:bottom w:val="single" w:sz="2" w:space="0" w:color="FFFFFF"/>
             </w:tcBorders>
@@ -585,7 +585,7 @@
         </w:tc>
         <w:tc>
           <w:tcPr>
-            <w:tcW w:w="3043" w:type="dxa"/>
+            <w:tcW w:w="3042" w:type="dxa"/>
             <w:tcBorders>
               <w:bottom w:val="single" w:sz="2" w:space="0" w:color="FFFFFF"/>
             </w:tcBorders>
@@ -617,7 +617,7 @@
         <w:trPr/>
         <w:tc>
           <w:tcPr>
-            <w:tcW w:w="1823" w:type="dxa"/>
+            <w:tcW w:w="1822" w:type="dxa"/>
             <w:tcBorders>
               <w:bottom w:val="single" w:sz="2" w:space="0" w:color="FFFFFF"/>
             </w:tcBorders>
@@ -675,7 +675,7 @@
         </w:tc>
         <w:tc>
           <w:tcPr>
-            <w:tcW w:w="3235" w:type="dxa"/>
+            <w:tcW w:w="3236" w:type="dxa"/>
             <w:tcBorders>
               <w:bottom w:val="single" w:sz="2" w:space="0" w:color="FFFFFF"/>
             </w:tcBorders>
@@ -704,7 +704,7 @@
         </w:tc>
         <w:tc>
           <w:tcPr>
-            <w:tcW w:w="3043" w:type="dxa"/>
+            <w:tcW w:w="3042" w:type="dxa"/>
             <w:tcBorders>
               <w:bottom w:val="single" w:sz="2" w:space="0" w:color="FFFFFF"/>
             </w:tcBorders>
@@ -736,7 +736,7 @@
         <w:trPr/>
         <w:tc>
           <w:tcPr>
-            <w:tcW w:w="1823" w:type="dxa"/>
+            <w:tcW w:w="1822" w:type="dxa"/>
             <w:tcBorders>
               <w:bottom w:val="single" w:sz="2" w:space="0" w:color="FFFFFF"/>
             </w:tcBorders>
@@ -794,7 +794,7 @@
         </w:tc>
         <w:tc>
           <w:tcPr>
-            <w:tcW w:w="3235" w:type="dxa"/>
+            <w:tcW w:w="3236" w:type="dxa"/>
             <w:tcBorders>
               <w:bottom w:val="single" w:sz="2" w:space="0" w:color="FFFFFF"/>
             </w:tcBorders>
@@ -823,7 +823,7 @@
         </w:tc>
         <w:tc>
           <w:tcPr>
-            <w:tcW w:w="3043" w:type="dxa"/>
+            <w:tcW w:w="3042" w:type="dxa"/>
             <w:tcBorders>
               <w:bottom w:val="single" w:sz="2" w:space="0" w:color="FFFFFF"/>
             </w:tcBorders>
@@ -855,7 +855,7 @@
         <w:trPr/>
         <w:tc>
           <w:tcPr>
-            <w:tcW w:w="1823" w:type="dxa"/>
+            <w:tcW w:w="1822" w:type="dxa"/>
             <w:tcBorders>
               <w:bottom w:val="single" w:sz="2" w:space="0" w:color="FFFFFF"/>
             </w:tcBorders>
@@ -913,7 +913,7 @@
         </w:tc>
         <w:tc>
           <w:tcPr>
-            <w:tcW w:w="3235" w:type="dxa"/>
+            <w:tcW w:w="3236" w:type="dxa"/>
             <w:tcBorders>
               <w:bottom w:val="single" w:sz="2" w:space="0" w:color="FFFFFF"/>
             </w:tcBorders>
@@ -942,7 +942,7 @@
         </w:tc>
         <w:tc>
           <w:tcPr>
-            <w:tcW w:w="3043" w:type="dxa"/>
+            <w:tcW w:w="3042" w:type="dxa"/>
             <w:tcBorders>
               <w:bottom w:val="single" w:sz="2" w:space="0" w:color="FFFFFF"/>
             </w:tcBorders>
@@ -1070,9 +1070,9 @@
         </w:tblCellMar>
       </w:tblPr>
       <w:tblGrid>
-        <w:gridCol w:w="1424"/>
-        <w:gridCol w:w="1581"/>
-        <w:gridCol w:w="3424"/>
+        <w:gridCol w:w="1423"/>
+        <w:gridCol w:w="1582"/>
+        <w:gridCol w:w="3423"/>
         <w:gridCol w:w="3209"/>
       </w:tblGrid>
       <w:tr>
@@ -1081,7 +1081,7 @@
         </w:trPr>
         <w:tc>
           <w:tcPr>
-            <w:tcW w:w="1424" w:type="dxa"/>
+            <w:tcW w:w="1423" w:type="dxa"/>
             <w:tcBorders>
               <w:bottom w:val="single" w:sz="2" w:space="0" w:color="FFFFFF"/>
             </w:tcBorders>
@@ -1109,7 +1109,7 @@
         </w:tc>
         <w:tc>
           <w:tcPr>
-            <w:tcW w:w="1581" w:type="dxa"/>
+            <w:tcW w:w="1582" w:type="dxa"/>
             <w:tcBorders>
               <w:bottom w:val="single" w:sz="2" w:space="0" w:color="FFFFFF"/>
             </w:tcBorders>
@@ -1137,7 +1137,7 @@
         </w:tc>
         <w:tc>
           <w:tcPr>
-            <w:tcW w:w="3424" w:type="dxa"/>
+            <w:tcW w:w="3423" w:type="dxa"/>
             <w:tcBorders>
               <w:bottom w:val="single" w:sz="2" w:space="0" w:color="FFFFFF"/>
             </w:tcBorders>
@@ -1196,7 +1196,7 @@
         <w:trPr/>
         <w:tc>
           <w:tcPr>
-            <w:tcW w:w="1424" w:type="dxa"/>
+            <w:tcW w:w="1423" w:type="dxa"/>
             <w:tcBorders>
               <w:bottom w:val="single" w:sz="2" w:space="0" w:color="FFFFFF"/>
             </w:tcBorders>
@@ -1225,7 +1225,7 @@
         </w:tc>
         <w:tc>
           <w:tcPr>
-            <w:tcW w:w="1581" w:type="dxa"/>
+            <w:tcW w:w="1582" w:type="dxa"/>
             <w:tcBorders>
               <w:bottom w:val="single" w:sz="2" w:space="0" w:color="FFFFFF"/>
             </w:tcBorders>
@@ -1254,7 +1254,7 @@
         </w:tc>
         <w:tc>
           <w:tcPr>
-            <w:tcW w:w="3424" w:type="dxa"/>
+            <w:tcW w:w="3423" w:type="dxa"/>
             <w:tcBorders>
               <w:bottom w:val="single" w:sz="2" w:space="0" w:color="FFFFFF"/>
             </w:tcBorders>
@@ -1315,7 +1315,7 @@
         <w:trPr/>
         <w:tc>
           <w:tcPr>
-            <w:tcW w:w="1424" w:type="dxa"/>
+            <w:tcW w:w="1423" w:type="dxa"/>
             <w:tcBorders>
               <w:bottom w:val="single" w:sz="2" w:space="0" w:color="FFFFFF"/>
             </w:tcBorders>
@@ -1344,7 +1344,7 @@
         </w:tc>
         <w:tc>
           <w:tcPr>
-            <w:tcW w:w="1581" w:type="dxa"/>
+            <w:tcW w:w="1582" w:type="dxa"/>
             <w:tcBorders>
               <w:bottom w:val="single" w:sz="2" w:space="0" w:color="FFFFFF"/>
             </w:tcBorders>
@@ -1373,7 +1373,7 @@
         </w:tc>
         <w:tc>
           <w:tcPr>
-            <w:tcW w:w="3424" w:type="dxa"/>
+            <w:tcW w:w="3423" w:type="dxa"/>
             <w:tcBorders>
               <w:bottom w:val="single" w:sz="2" w:space="0" w:color="FFFFFF"/>
             </w:tcBorders>
@@ -1434,7 +1434,7 @@
         <w:trPr/>
         <w:tc>
           <w:tcPr>
-            <w:tcW w:w="1424" w:type="dxa"/>
+            <w:tcW w:w="1423" w:type="dxa"/>
             <w:tcBorders>
               <w:bottom w:val="single" w:sz="2" w:space="0" w:color="FFFFFF"/>
             </w:tcBorders>
@@ -1463,7 +1463,7 @@
         </w:tc>
         <w:tc>
           <w:tcPr>
-            <w:tcW w:w="1581" w:type="dxa"/>
+            <w:tcW w:w="1582" w:type="dxa"/>
             <w:tcBorders>
               <w:bottom w:val="single" w:sz="2" w:space="0" w:color="FFFFFF"/>
             </w:tcBorders>
@@ -1492,7 +1492,7 @@
         </w:tc>
         <w:tc>
           <w:tcPr>
-            <w:tcW w:w="3424" w:type="dxa"/>
+            <w:tcW w:w="3423" w:type="dxa"/>
             <w:tcBorders>
               <w:bottom w:val="single" w:sz="2" w:space="0" w:color="FFFFFF"/>
             </w:tcBorders>
@@ -1553,7 +1553,7 @@
         <w:trPr/>
         <w:tc>
           <w:tcPr>
-            <w:tcW w:w="1424" w:type="dxa"/>
+            <w:tcW w:w="1423" w:type="dxa"/>
             <w:tcBorders>
               <w:bottom w:val="single" w:sz="2" w:space="0" w:color="FFFFFF"/>
             </w:tcBorders>
@@ -1582,7 +1582,7 @@
         </w:tc>
         <w:tc>
           <w:tcPr>
-            <w:tcW w:w="1581" w:type="dxa"/>
+            <w:tcW w:w="1582" w:type="dxa"/>
             <w:tcBorders>
               <w:bottom w:val="single" w:sz="2" w:space="0" w:color="FFFFFF"/>
             </w:tcBorders>
@@ -1611,7 +1611,7 @@
         </w:tc>
         <w:tc>
           <w:tcPr>
-            <w:tcW w:w="3424" w:type="dxa"/>
+            <w:tcW w:w="3423" w:type="dxa"/>
             <w:tcBorders>
               <w:bottom w:val="single" w:sz="2" w:space="0" w:color="FFFFFF"/>
             </w:tcBorders>
@@ -1672,7 +1672,7 @@
         <w:trPr/>
         <w:tc>
           <w:tcPr>
-            <w:tcW w:w="1424" w:type="dxa"/>
+            <w:tcW w:w="1423" w:type="dxa"/>
             <w:tcBorders>
               <w:bottom w:val="single" w:sz="2" w:space="0" w:color="FFFFFF"/>
             </w:tcBorders>
@@ -1701,7 +1701,7 @@
         </w:tc>
         <w:tc>
           <w:tcPr>
-            <w:tcW w:w="1581" w:type="dxa"/>
+            <w:tcW w:w="1582" w:type="dxa"/>
             <w:tcBorders>
               <w:bottom w:val="single" w:sz="2" w:space="0" w:color="FFFFFF"/>
             </w:tcBorders>
@@ -1730,7 +1730,7 @@
         </w:tc>
         <w:tc>
           <w:tcPr>
-            <w:tcW w:w="3424" w:type="dxa"/>
+            <w:tcW w:w="3423" w:type="dxa"/>
             <w:tcBorders>
               <w:bottom w:val="single" w:sz="2" w:space="0" w:color="FFFFFF"/>
             </w:tcBorders>
@@ -1791,7 +1791,7 @@
         <w:trPr/>
         <w:tc>
           <w:tcPr>
-            <w:tcW w:w="1424" w:type="dxa"/>
+            <w:tcW w:w="1423" w:type="dxa"/>
             <w:tcBorders>
               <w:bottom w:val="single" w:sz="2" w:space="0" w:color="FFFFFF"/>
             </w:tcBorders>
@@ -1820,7 +1820,7 @@
         </w:tc>
         <w:tc>
           <w:tcPr>
-            <w:tcW w:w="1581" w:type="dxa"/>
+            <w:tcW w:w="1582" w:type="dxa"/>
             <w:tcBorders>
               <w:bottom w:val="single" w:sz="2" w:space="0" w:color="FFFFFF"/>
             </w:tcBorders>
@@ -1849,7 +1849,7 @@
         </w:tc>
         <w:tc>
           <w:tcPr>
-            <w:tcW w:w="3424" w:type="dxa"/>
+            <w:tcW w:w="3423" w:type="dxa"/>
             <w:tcBorders>
               <w:bottom w:val="single" w:sz="2" w:space="0" w:color="FFFFFF"/>
             </w:tcBorders>
@@ -1998,7 +1998,7 @@
         </w:tblCellMar>
       </w:tblPr>
       <w:tblGrid>
-        <w:gridCol w:w="1101"/>
+        <w:gridCol w:w="1100"/>
         <w:gridCol w:w="1622"/>
         <w:gridCol w:w="3597"/>
         <w:gridCol w:w="3318"/>
@@ -2009,7 +2009,7 @@
         </w:trPr>
         <w:tc>
           <w:tcPr>
-            <w:tcW w:w="1101" w:type="dxa"/>
+            <w:tcW w:w="1100" w:type="dxa"/>
             <w:tcBorders>
               <w:bottom w:val="single" w:sz="2" w:space="0" w:color="FFFFFF"/>
             </w:tcBorders>
@@ -2124,7 +2124,7 @@
         <w:trPr/>
         <w:tc>
           <w:tcPr>
-            <w:tcW w:w="1101" w:type="dxa"/>
+            <w:tcW w:w="1100" w:type="dxa"/>
             <w:tcBorders>
               <w:bottom w:val="single" w:sz="2" w:space="0" w:color="FFFFFF"/>
             </w:tcBorders>
@@ -2243,7 +2243,7 @@
         <w:trPr/>
         <w:tc>
           <w:tcPr>
-            <w:tcW w:w="1101" w:type="dxa"/>
+            <w:tcW w:w="1100" w:type="dxa"/>
             <w:tcBorders>
               <w:bottom w:val="single" w:sz="2" w:space="0" w:color="FFFFFF"/>
             </w:tcBorders>
@@ -2362,7 +2362,7 @@
         <w:trPr/>
         <w:tc>
           <w:tcPr>
-            <w:tcW w:w="1101" w:type="dxa"/>
+            <w:tcW w:w="1100" w:type="dxa"/>
             <w:tcBorders>
               <w:bottom w:val="single" w:sz="2" w:space="0" w:color="FFFFFF"/>
             </w:tcBorders>
@@ -2481,7 +2481,7 @@
         <w:trPr/>
         <w:tc>
           <w:tcPr>
-            <w:tcW w:w="1101" w:type="dxa"/>
+            <w:tcW w:w="1100" w:type="dxa"/>
             <w:tcBorders>
               <w:bottom w:val="single" w:sz="2" w:space="0" w:color="FFFFFF"/>
             </w:tcBorders>
@@ -2600,7 +2600,7 @@
         <w:trPr/>
         <w:tc>
           <w:tcPr>
-            <w:tcW w:w="1101" w:type="dxa"/>
+            <w:tcW w:w="1100" w:type="dxa"/>
             <w:tcBorders>
               <w:bottom w:val="single" w:sz="2" w:space="0" w:color="FFFFFF"/>
             </w:tcBorders>
@@ -2808,9 +2808,9 @@
       </w:tblPr>
       <w:tblGrid>
         <w:gridCol w:w="1673"/>
-        <w:gridCol w:w="1578"/>
-        <w:gridCol w:w="3297"/>
-        <w:gridCol w:w="3090"/>
+        <w:gridCol w:w="1577"/>
+        <w:gridCol w:w="3298"/>
+        <w:gridCol w:w="3089"/>
       </w:tblGrid>
       <w:tr>
         <w:trPr>
@@ -2846,7 +2846,7 @@
         </w:tc>
         <w:tc>
           <w:tcPr>
-            <w:tcW w:w="1578" w:type="dxa"/>
+            <w:tcW w:w="1577" w:type="dxa"/>
             <w:tcBorders>
               <w:bottom w:val="single" w:sz="2" w:space="0" w:color="FFFFFF"/>
             </w:tcBorders>
@@ -2874,7 +2874,7 @@
         </w:tc>
         <w:tc>
           <w:tcPr>
-            <w:tcW w:w="3297" w:type="dxa"/>
+            <w:tcW w:w="3298" w:type="dxa"/>
             <w:tcBorders>
               <w:bottom w:val="single" w:sz="2" w:space="0" w:color="FFFFFF"/>
             </w:tcBorders>
@@ -2902,7 +2902,7 @@
         </w:tc>
         <w:tc>
           <w:tcPr>
-            <w:tcW w:w="3090" w:type="dxa"/>
+            <w:tcW w:w="3089" w:type="dxa"/>
             <w:tcBorders>
               <w:bottom w:val="single" w:sz="2" w:space="0" w:color="FFFFFF"/>
             </w:tcBorders>
@@ -2962,7 +2962,7 @@
         </w:tc>
         <w:tc>
           <w:tcPr>
-            <w:tcW w:w="1578" w:type="dxa"/>
+            <w:tcW w:w="1577" w:type="dxa"/>
             <w:tcBorders>
               <w:bottom w:val="single" w:sz="2" w:space="0" w:color="FFFFFF"/>
             </w:tcBorders>
@@ -2991,7 +2991,7 @@
         </w:tc>
         <w:tc>
           <w:tcPr>
-            <w:tcW w:w="3297" w:type="dxa"/>
+            <w:tcW w:w="3298" w:type="dxa"/>
             <w:tcBorders>
               <w:bottom w:val="single" w:sz="2" w:space="0" w:color="FFFFFF"/>
             </w:tcBorders>
@@ -3020,7 +3020,7 @@
         </w:tc>
         <w:tc>
           <w:tcPr>
-            <w:tcW w:w="3090" w:type="dxa"/>
+            <w:tcW w:w="3089" w:type="dxa"/>
             <w:tcBorders>
               <w:bottom w:val="single" w:sz="2" w:space="0" w:color="FFFFFF"/>
             </w:tcBorders>
@@ -3081,7 +3081,7 @@
         </w:tc>
         <w:tc>
           <w:tcPr>
-            <w:tcW w:w="1578" w:type="dxa"/>
+            <w:tcW w:w="1577" w:type="dxa"/>
             <w:tcBorders>
               <w:bottom w:val="single" w:sz="2" w:space="0" w:color="FFFFFF"/>
             </w:tcBorders>
@@ -3110,7 +3110,7 @@
         </w:tc>
         <w:tc>
           <w:tcPr>
-            <w:tcW w:w="3297" w:type="dxa"/>
+            <w:tcW w:w="3298" w:type="dxa"/>
             <w:tcBorders>
               <w:bottom w:val="single" w:sz="2" w:space="0" w:color="FFFFFF"/>
             </w:tcBorders>
@@ -3139,7 +3139,7 @@
         </w:tc>
         <w:tc>
           <w:tcPr>
-            <w:tcW w:w="3090" w:type="dxa"/>
+            <w:tcW w:w="3089" w:type="dxa"/>
             <w:tcBorders>
               <w:bottom w:val="single" w:sz="2" w:space="0" w:color="FFFFFF"/>
             </w:tcBorders>
@@ -3200,7 +3200,7 @@
         </w:tc>
         <w:tc>
           <w:tcPr>
-            <w:tcW w:w="1578" w:type="dxa"/>
+            <w:tcW w:w="1577" w:type="dxa"/>
             <w:tcBorders>
               <w:bottom w:val="single" w:sz="2" w:space="0" w:color="FFFFFF"/>
             </w:tcBorders>
@@ -3229,7 +3229,7 @@
         </w:tc>
         <w:tc>
           <w:tcPr>
-            <w:tcW w:w="3297" w:type="dxa"/>
+            <w:tcW w:w="3298" w:type="dxa"/>
             <w:tcBorders>
               <w:bottom w:val="single" w:sz="2" w:space="0" w:color="FFFFFF"/>
             </w:tcBorders>
@@ -3258,7 +3258,7 @@
         </w:tc>
         <w:tc>
           <w:tcPr>
-            <w:tcW w:w="3090" w:type="dxa"/>
+            <w:tcW w:w="3089" w:type="dxa"/>
             <w:tcBorders>
               <w:bottom w:val="single" w:sz="2" w:space="0" w:color="FFFFFF"/>
             </w:tcBorders>
@@ -3319,7 +3319,7 @@
         </w:tc>
         <w:tc>
           <w:tcPr>
-            <w:tcW w:w="1578" w:type="dxa"/>
+            <w:tcW w:w="1577" w:type="dxa"/>
             <w:tcBorders>
               <w:bottom w:val="single" w:sz="2" w:space="0" w:color="FFFFFF"/>
             </w:tcBorders>
@@ -3348,7 +3348,7 @@
         </w:tc>
         <w:tc>
           <w:tcPr>
-            <w:tcW w:w="3297" w:type="dxa"/>
+            <w:tcW w:w="3298" w:type="dxa"/>
             <w:tcBorders>
               <w:bottom w:val="single" w:sz="2" w:space="0" w:color="FFFFFF"/>
             </w:tcBorders>
@@ -3377,7 +3377,7 @@
         </w:tc>
         <w:tc>
           <w:tcPr>
-            <w:tcW w:w="3090" w:type="dxa"/>
+            <w:tcW w:w="3089" w:type="dxa"/>
             <w:tcBorders>
               <w:bottom w:val="single" w:sz="2" w:space="0" w:color="FFFFFF"/>
             </w:tcBorders>
@@ -3438,7 +3438,7 @@
         </w:tc>
         <w:tc>
           <w:tcPr>
-            <w:tcW w:w="1578" w:type="dxa"/>
+            <w:tcW w:w="1577" w:type="dxa"/>
             <w:tcBorders>
               <w:bottom w:val="single" w:sz="2" w:space="0" w:color="FFFFFF"/>
             </w:tcBorders>
@@ -3467,7 +3467,7 @@
         </w:tc>
         <w:tc>
           <w:tcPr>
-            <w:tcW w:w="3297" w:type="dxa"/>
+            <w:tcW w:w="3298" w:type="dxa"/>
             <w:tcBorders>
               <w:bottom w:val="single" w:sz="2" w:space="0" w:color="FFFFFF"/>
             </w:tcBorders>
@@ -3496,7 +3496,7 @@
         </w:tc>
         <w:tc>
           <w:tcPr>
-            <w:tcW w:w="3090" w:type="dxa"/>
+            <w:tcW w:w="3089" w:type="dxa"/>
             <w:tcBorders>
               <w:bottom w:val="single" w:sz="2" w:space="0" w:color="FFFFFF"/>
             </w:tcBorders>
@@ -3557,7 +3557,7 @@
         </w:tc>
         <w:tc>
           <w:tcPr>
-            <w:tcW w:w="1578" w:type="dxa"/>
+            <w:tcW w:w="1577" w:type="dxa"/>
             <w:tcBorders>
               <w:bottom w:val="single" w:sz="2" w:space="0" w:color="FFFFFF"/>
             </w:tcBorders>
@@ -3586,7 +3586,7 @@
         </w:tc>
         <w:tc>
           <w:tcPr>
-            <w:tcW w:w="3297" w:type="dxa"/>
+            <w:tcW w:w="3298" w:type="dxa"/>
             <w:tcBorders>
               <w:bottom w:val="single" w:sz="2" w:space="0" w:color="FFFFFF"/>
             </w:tcBorders>
@@ -3615,7 +3615,7 @@
         </w:tc>
         <w:tc>
           <w:tcPr>
-            <w:tcW w:w="3090" w:type="dxa"/>
+            <w:tcW w:w="3089" w:type="dxa"/>
             <w:tcBorders>
               <w:bottom w:val="single" w:sz="2" w:space="0" w:color="FFFFFF"/>
             </w:tcBorders>
@@ -3676,7 +3676,7 @@
         </w:tc>
         <w:tc>
           <w:tcPr>
-            <w:tcW w:w="1578" w:type="dxa"/>
+            <w:tcW w:w="1577" w:type="dxa"/>
             <w:tcBorders>
               <w:bottom w:val="single" w:sz="2" w:space="0" w:color="FFFFFF"/>
             </w:tcBorders>
@@ -3705,7 +3705,7 @@
         </w:tc>
         <w:tc>
           <w:tcPr>
-            <w:tcW w:w="3297" w:type="dxa"/>
+            <w:tcW w:w="3298" w:type="dxa"/>
             <w:tcBorders>
               <w:bottom w:val="single" w:sz="2" w:space="0" w:color="FFFFFF"/>
             </w:tcBorders>
@@ -3734,7 +3734,7 @@
         </w:tc>
         <w:tc>
           <w:tcPr>
-            <w:tcW w:w="3090" w:type="dxa"/>
+            <w:tcW w:w="3089" w:type="dxa"/>
             <w:tcBorders>
               <w:bottom w:val="single" w:sz="2" w:space="0" w:color="FFFFFF"/>
             </w:tcBorders>
@@ -3795,7 +3795,7 @@
         </w:tc>
         <w:tc>
           <w:tcPr>
-            <w:tcW w:w="1578" w:type="dxa"/>
+            <w:tcW w:w="1577" w:type="dxa"/>
             <w:tcBorders>
               <w:bottom w:val="single" w:sz="2" w:space="0" w:color="FFFFFF"/>
             </w:tcBorders>
@@ -3824,7 +3824,7 @@
         </w:tc>
         <w:tc>
           <w:tcPr>
-            <w:tcW w:w="3297" w:type="dxa"/>
+            <w:tcW w:w="3298" w:type="dxa"/>
             <w:tcBorders>
               <w:bottom w:val="single" w:sz="2" w:space="0" w:color="FFFFFF"/>
             </w:tcBorders>
@@ -3853,7 +3853,7 @@
         </w:tc>
         <w:tc>
           <w:tcPr>
-            <w:tcW w:w="3090" w:type="dxa"/>
+            <w:tcW w:w="3089" w:type="dxa"/>
             <w:tcBorders>
               <w:bottom w:val="single" w:sz="2" w:space="0" w:color="FFFFFF"/>
             </w:tcBorders>
@@ -3914,7 +3914,7 @@
         </w:tc>
         <w:tc>
           <w:tcPr>
-            <w:tcW w:w="1578" w:type="dxa"/>
+            <w:tcW w:w="1577" w:type="dxa"/>
             <w:tcBorders>
               <w:bottom w:val="single" w:sz="2" w:space="0" w:color="FFFFFF"/>
             </w:tcBorders>
@@ -3943,7 +3943,7 @@
         </w:tc>
         <w:tc>
           <w:tcPr>
-            <w:tcW w:w="3297" w:type="dxa"/>
+            <w:tcW w:w="3298" w:type="dxa"/>
             <w:tcBorders>
               <w:bottom w:val="single" w:sz="2" w:space="0" w:color="FFFFFF"/>
             </w:tcBorders>
@@ -3972,7 +3972,7 @@
         </w:tc>
         <w:tc>
           <w:tcPr>
-            <w:tcW w:w="3090" w:type="dxa"/>
+            <w:tcW w:w="3089" w:type="dxa"/>
             <w:tcBorders>
               <w:bottom w:val="single" w:sz="2" w:space="0" w:color="FFFFFF"/>
             </w:tcBorders>
@@ -4033,7 +4033,7 @@
         </w:tc>
         <w:tc>
           <w:tcPr>
-            <w:tcW w:w="1578" w:type="dxa"/>
+            <w:tcW w:w="1577" w:type="dxa"/>
             <w:tcBorders>
               <w:bottom w:val="single" w:sz="2" w:space="0" w:color="FFFFFF"/>
             </w:tcBorders>
@@ -4062,7 +4062,7 @@
         </w:tc>
         <w:tc>
           <w:tcPr>
-            <w:tcW w:w="3297" w:type="dxa"/>
+            <w:tcW w:w="3298" w:type="dxa"/>
             <w:tcBorders>
               <w:bottom w:val="single" w:sz="2" w:space="0" w:color="FFFFFF"/>
             </w:tcBorders>
@@ -4091,7 +4091,7 @@
         </w:tc>
         <w:tc>
           <w:tcPr>
-            <w:tcW w:w="3090" w:type="dxa"/>
+            <w:tcW w:w="3089" w:type="dxa"/>
             <w:tcBorders>
               <w:bottom w:val="single" w:sz="2" w:space="0" w:color="FFFFFF"/>
             </w:tcBorders>
@@ -4211,7 +4211,7 @@
         </w:tblCellMar>
       </w:tblPr>
       <w:tblGrid>
-        <w:gridCol w:w="1496"/>
+        <w:gridCol w:w="1495"/>
         <w:gridCol w:w="1595"/>
         <w:gridCol w:w="3388"/>
         <w:gridCol w:w="3159"/>
@@ -4222,7 +4222,7 @@
         </w:trPr>
         <w:tc>
           <w:tcPr>
-            <w:tcW w:w="1496" w:type="dxa"/>
+            <w:tcW w:w="1495" w:type="dxa"/>
             <w:tcBorders>
               <w:bottom w:val="single" w:sz="2" w:space="0" w:color="FFFFFF"/>
             </w:tcBorders>
@@ -4337,7 +4337,7 @@
         <w:trPr/>
         <w:tc>
           <w:tcPr>
-            <w:tcW w:w="1496" w:type="dxa"/>
+            <w:tcW w:w="1495" w:type="dxa"/>
             <w:tcBorders>
               <w:bottom w:val="single" w:sz="2" w:space="0" w:color="FFFFFF"/>
             </w:tcBorders>
@@ -4456,7 +4456,7 @@
         <w:trPr/>
         <w:tc>
           <w:tcPr>
-            <w:tcW w:w="1496" w:type="dxa"/>
+            <w:tcW w:w="1495" w:type="dxa"/>
             <w:tcBorders>
               <w:bottom w:val="single" w:sz="2" w:space="0" w:color="FFFFFF"/>
             </w:tcBorders>
@@ -4575,7 +4575,7 @@
         <w:trPr/>
         <w:tc>
           <w:tcPr>
-            <w:tcW w:w="1496" w:type="dxa"/>
+            <w:tcW w:w="1495" w:type="dxa"/>
             <w:tcBorders>
               <w:bottom w:val="single" w:sz="2" w:space="0" w:color="FFFFFF"/>
             </w:tcBorders>
@@ -4694,7 +4694,7 @@
         <w:trPr/>
         <w:tc>
           <w:tcPr>
-            <w:tcW w:w="1496" w:type="dxa"/>
+            <w:tcW w:w="1495" w:type="dxa"/>
             <w:tcBorders>
               <w:bottom w:val="single" w:sz="2" w:space="0" w:color="FFFFFF"/>
             </w:tcBorders>
@@ -4813,7 +4813,7 @@
         <w:trPr/>
         <w:tc>
           <w:tcPr>
-            <w:tcW w:w="1496" w:type="dxa"/>
+            <w:tcW w:w="1495" w:type="dxa"/>
             <w:tcBorders>
               <w:bottom w:val="single" w:sz="2" w:space="0" w:color="FFFFFF"/>
             </w:tcBorders>
@@ -4932,7 +4932,7 @@
         <w:trPr/>
         <w:tc>
           <w:tcPr>
-            <w:tcW w:w="1496" w:type="dxa"/>
+            <w:tcW w:w="1495" w:type="dxa"/>
             <w:tcBorders>
               <w:bottom w:val="single" w:sz="2" w:space="0" w:color="FFFFFF"/>
             </w:tcBorders>
@@ -5051,7 +5051,7 @@
         <w:trPr/>
         <w:tc>
           <w:tcPr>
-            <w:tcW w:w="1496" w:type="dxa"/>
+            <w:tcW w:w="1495" w:type="dxa"/>
             <w:tcBorders>
               <w:bottom w:val="single" w:sz="2" w:space="0" w:color="FFFFFF"/>
             </w:tcBorders>
@@ -5211,7 +5211,7 @@
         <w:pStyle w:val="BodyText"/>
         <w:numPr>
           <w:ilvl w:val="0"/>
-          <w:numId w:val="2"/>
+          <w:numId w:val="1"/>
         </w:numPr>
         <w:tabs>
           <w:tab w:val="clear" w:pos="709"/>
@@ -5245,7 +5245,7 @@
         <w:pStyle w:val="BodyText"/>
         <w:numPr>
           <w:ilvl w:val="0"/>
-          <w:numId w:val="2"/>
+          <w:numId w:val="1"/>
         </w:numPr>
         <w:tabs>
           <w:tab w:val="clear" w:pos="709"/>
@@ -5279,7 +5279,7 @@
         <w:pStyle w:val="BodyText"/>
         <w:numPr>
           <w:ilvl w:val="0"/>
-          <w:numId w:val="2"/>
+          <w:numId w:val="1"/>
         </w:numPr>
         <w:tabs>
           <w:tab w:val="clear" w:pos="709"/>
@@ -5313,7 +5313,7 @@
         <w:pStyle w:val="BodyText"/>
         <w:numPr>
           <w:ilvl w:val="0"/>
-          <w:numId w:val="2"/>
+          <w:numId w:val="1"/>
         </w:numPr>
         <w:tabs>
           <w:tab w:val="clear" w:pos="709"/>
@@ -5355,6 +5355,53 @@
         </w:rPr>
       </w:pPr>
       <w:r>
+        <w:drawing>
+          <wp:anchor behindDoc="0" distT="0" distB="0" distL="0" distR="0" simplePos="0" locked="0" layoutInCell="0" allowOverlap="1" relativeHeight="2">
+            <wp:simplePos x="0" y="0"/>
+            <wp:positionH relativeFrom="column">
+              <wp:align>center</wp:align>
+            </wp:positionH>
+            <wp:positionV relativeFrom="paragraph">
+              <wp:posOffset>635</wp:posOffset>
+            </wp:positionV>
+            <wp:extent cx="5240655" cy="4619625"/>
+            <wp:effectExtent l="0" t="0" r="0" b="0"/>
+            <wp:wrapSquare wrapText="largest"/>
+            <wp:docPr id="1" name="Image1" descr="" title=""/>
+            <wp:cNvGraphicFramePr>
+              <a:graphicFrameLocks xmlns:a="http://schemas.openxmlformats.org/drawingml/2006/main" noChangeAspect="1"/>
+            </wp:cNvGraphicFramePr>
+            <a:graphic xmlns:a="http://schemas.openxmlformats.org/drawingml/2006/main">
+              <a:graphicData uri="http://schemas.openxmlformats.org/drawingml/2006/picture">
+                <pic:pic xmlns:pic="http://schemas.openxmlformats.org/drawingml/2006/picture">
+                  <pic:nvPicPr>
+                    <pic:cNvPr id="1" name="Image1" descr="" title=""/>
+                    <pic:cNvPicPr>
+                      <a:picLocks noChangeAspect="1" noChangeArrowheads="1"/>
+                    </pic:cNvPicPr>
+                  </pic:nvPicPr>
+                  <pic:blipFill>
+                    <a:blip r:embed="rId2"/>
+                    <a:stretch>
+                      <a:fillRect/>
+                    </a:stretch>
+                  </pic:blipFill>
+                  <pic:spPr bwMode="auto">
+                    <a:xfrm>
+                      <a:off x="0" y="0"/>
+                      <a:ext cx="5240655" cy="4619625"/>
+                    </a:xfrm>
+                    <a:prstGeom prst="rect">
+                      <a:avLst/>
+                    </a:prstGeom>
+                  </pic:spPr>
+                </pic:pic>
+              </a:graphicData>
+            </a:graphic>
+          </wp:anchor>
+        </w:drawing>
+      </w:r>
+      <w:r>
         <w:rPr>
           <w:rFonts w:ascii="Times New Romanov" w:hAnsi="Times New Romanov"/>
           <w:sz w:val="28"/>
@@ -5370,6 +5417,7 @@
       <w:pgNumType w:fmt="decimal"/>
       <w:formProt w:val="false"/>
       <w:textDirection w:val="lrTb"/>
+      <w:docGrid w:type="default" w:linePitch="100" w:charSpace="0"/>
     </w:sectPr>
   </w:body>
 </w:document>
@@ -5378,126 +5426,6 @@
 <file path=word/numbering.xml><?xml version="1.0" encoding="utf-8"?>
 <w:numbering xmlns:w="http://schemas.openxmlformats.org/wordprocessingml/2006/main" xmlns:o="urn:schemas-microsoft-com:office:office" xmlns:r="http://schemas.openxmlformats.org/officeDocument/2006/relationships" xmlns:v="urn:schemas-microsoft-com:vml" xmlns:mc="http://schemas.openxmlformats.org/markup-compatibility/2006" xmlns:w14="http://schemas.microsoft.com/office/word/2010/wordml" mc:Ignorable="w14">
   <w:abstractNum w:abstractNumId="1">
-    <w:lvl w:ilvl="0">
-      <w:start w:val="1"/>
-      <w:numFmt w:val="none"/>
-      <w:suff w:val="nothing"/>
-      <w:lvlText w:val=""/>
-      <w:lvlJc w:val="start"/>
-      <w:pPr>
-        <w:tabs>
-          <w:tab w:val="num" w:pos="0"/>
-        </w:tabs>
-        <w:ind w:start="0" w:hanging="0"/>
-      </w:pPr>
-    </w:lvl>
-    <w:lvl w:ilvl="1">
-      <w:start w:val="1"/>
-      <w:numFmt w:val="none"/>
-      <w:suff w:val="nothing"/>
-      <w:lvlText w:val=""/>
-      <w:lvlJc w:val="start"/>
-      <w:pPr>
-        <w:tabs>
-          <w:tab w:val="num" w:pos="0"/>
-        </w:tabs>
-        <w:ind w:start="0" w:hanging="0"/>
-      </w:pPr>
-    </w:lvl>
-    <w:lvl w:ilvl="2">
-      <w:start w:val="1"/>
-      <w:pStyle w:val="Heading3"/>
-      <w:numFmt w:val="none"/>
-      <w:suff w:val="nothing"/>
-      <w:lvlText w:val=""/>
-      <w:lvlJc w:val="start"/>
-      <w:pPr>
-        <w:tabs>
-          <w:tab w:val="num" w:pos="0"/>
-        </w:tabs>
-        <w:ind w:start="0" w:hanging="0"/>
-      </w:pPr>
-    </w:lvl>
-    <w:lvl w:ilvl="3">
-      <w:start w:val="1"/>
-      <w:numFmt w:val="none"/>
-      <w:suff w:val="nothing"/>
-      <w:lvlText w:val=""/>
-      <w:lvlJc w:val="start"/>
-      <w:pPr>
-        <w:tabs>
-          <w:tab w:val="num" w:pos="0"/>
-        </w:tabs>
-        <w:ind w:start="0" w:hanging="0"/>
-      </w:pPr>
-    </w:lvl>
-    <w:lvl w:ilvl="4">
-      <w:start w:val="1"/>
-      <w:numFmt w:val="none"/>
-      <w:suff w:val="nothing"/>
-      <w:lvlText w:val=""/>
-      <w:lvlJc w:val="start"/>
-      <w:pPr>
-        <w:tabs>
-          <w:tab w:val="num" w:pos="0"/>
-        </w:tabs>
-        <w:ind w:start="0" w:hanging="0"/>
-      </w:pPr>
-    </w:lvl>
-    <w:lvl w:ilvl="5">
-      <w:start w:val="1"/>
-      <w:numFmt w:val="none"/>
-      <w:suff w:val="nothing"/>
-      <w:lvlText w:val=""/>
-      <w:lvlJc w:val="start"/>
-      <w:pPr>
-        <w:tabs>
-          <w:tab w:val="num" w:pos="0"/>
-        </w:tabs>
-        <w:ind w:start="0" w:hanging="0"/>
-      </w:pPr>
-    </w:lvl>
-    <w:lvl w:ilvl="6">
-      <w:start w:val="1"/>
-      <w:numFmt w:val="none"/>
-      <w:suff w:val="nothing"/>
-      <w:lvlText w:val=""/>
-      <w:lvlJc w:val="start"/>
-      <w:pPr>
-        <w:tabs>
-          <w:tab w:val="num" w:pos="0"/>
-        </w:tabs>
-        <w:ind w:start="0" w:hanging="0"/>
-      </w:pPr>
-    </w:lvl>
-    <w:lvl w:ilvl="7">
-      <w:start w:val="1"/>
-      <w:numFmt w:val="none"/>
-      <w:suff w:val="nothing"/>
-      <w:lvlText w:val=""/>
-      <w:lvlJc w:val="start"/>
-      <w:pPr>
-        <w:tabs>
-          <w:tab w:val="num" w:pos="0"/>
-        </w:tabs>
-        <w:ind w:start="0" w:hanging="0"/>
-      </w:pPr>
-    </w:lvl>
-    <w:lvl w:ilvl="8">
-      <w:start w:val="1"/>
-      <w:numFmt w:val="none"/>
-      <w:suff w:val="nothing"/>
-      <w:lvlText w:val=""/>
-      <w:lvlJc w:val="start"/>
-      <w:pPr>
-        <w:tabs>
-          <w:tab w:val="num" w:pos="0"/>
-        </w:tabs>
-        <w:ind w:start="0" w:hanging="0"/>
-      </w:pPr>
-    </w:lvl>
-  </w:abstractNum>
-  <w:abstractNum w:abstractNumId="2">
     <w:lvl w:ilvl="0">
       <w:start w:val="1"/>
       <w:numFmt w:val="bullet"/>
@@ -5635,6 +5563,125 @@
       </w:rPr>
     </w:lvl>
   </w:abstractNum>
+  <w:abstractNum w:abstractNumId="2">
+    <w:lvl w:ilvl="0">
+      <w:start w:val="1"/>
+      <w:numFmt w:val="none"/>
+      <w:suff w:val="nothing"/>
+      <w:lvlText w:val=""/>
+      <w:lvlJc w:val="start"/>
+      <w:pPr>
+        <w:tabs>
+          <w:tab w:val="num" w:pos="0"/>
+        </w:tabs>
+        <w:ind w:start="0" w:hanging="0"/>
+      </w:pPr>
+    </w:lvl>
+    <w:lvl w:ilvl="1">
+      <w:start w:val="1"/>
+      <w:numFmt w:val="none"/>
+      <w:suff w:val="nothing"/>
+      <w:lvlText w:val=""/>
+      <w:lvlJc w:val="start"/>
+      <w:pPr>
+        <w:tabs>
+          <w:tab w:val="num" w:pos="0"/>
+        </w:tabs>
+        <w:ind w:start="0" w:hanging="0"/>
+      </w:pPr>
+    </w:lvl>
+    <w:lvl w:ilvl="2">
+      <w:start w:val="1"/>
+      <w:numFmt w:val="none"/>
+      <w:suff w:val="nothing"/>
+      <w:lvlText w:val=""/>
+      <w:lvlJc w:val="start"/>
+      <w:pPr>
+        <w:tabs>
+          <w:tab w:val="num" w:pos="0"/>
+        </w:tabs>
+        <w:ind w:start="0" w:hanging="0"/>
+      </w:pPr>
+    </w:lvl>
+    <w:lvl w:ilvl="3">
+      <w:start w:val="1"/>
+      <w:numFmt w:val="none"/>
+      <w:suff w:val="nothing"/>
+      <w:lvlText w:val=""/>
+      <w:lvlJc w:val="start"/>
+      <w:pPr>
+        <w:tabs>
+          <w:tab w:val="num" w:pos="0"/>
+        </w:tabs>
+        <w:ind w:start="0" w:hanging="0"/>
+      </w:pPr>
+    </w:lvl>
+    <w:lvl w:ilvl="4">
+      <w:start w:val="1"/>
+      <w:numFmt w:val="none"/>
+      <w:suff w:val="nothing"/>
+      <w:lvlText w:val=""/>
+      <w:lvlJc w:val="start"/>
+      <w:pPr>
+        <w:tabs>
+          <w:tab w:val="num" w:pos="0"/>
+        </w:tabs>
+        <w:ind w:start="0" w:hanging="0"/>
+      </w:pPr>
+    </w:lvl>
+    <w:lvl w:ilvl="5">
+      <w:start w:val="1"/>
+      <w:numFmt w:val="none"/>
+      <w:suff w:val="nothing"/>
+      <w:lvlText w:val=""/>
+      <w:lvlJc w:val="start"/>
+      <w:pPr>
+        <w:tabs>
+          <w:tab w:val="num" w:pos="0"/>
+        </w:tabs>
+        <w:ind w:start="0" w:hanging="0"/>
+      </w:pPr>
+    </w:lvl>
+    <w:lvl w:ilvl="6">
+      <w:start w:val="1"/>
+      <w:numFmt w:val="none"/>
+      <w:suff w:val="nothing"/>
+      <w:lvlText w:val=""/>
+      <w:lvlJc w:val="start"/>
+      <w:pPr>
+        <w:tabs>
+          <w:tab w:val="num" w:pos="0"/>
+        </w:tabs>
+        <w:ind w:start="0" w:hanging="0"/>
+      </w:pPr>
+    </w:lvl>
+    <w:lvl w:ilvl="7">
+      <w:start w:val="1"/>
+      <w:numFmt w:val="none"/>
+      <w:suff w:val="nothing"/>
+      <w:lvlText w:val=""/>
+      <w:lvlJc w:val="start"/>
+      <w:pPr>
+        <w:tabs>
+          <w:tab w:val="num" w:pos="0"/>
+        </w:tabs>
+        <w:ind w:start="0" w:hanging="0"/>
+      </w:pPr>
+    </w:lvl>
+    <w:lvl w:ilvl="8">
+      <w:start w:val="1"/>
+      <w:numFmt w:val="none"/>
+      <w:suff w:val="nothing"/>
+      <w:lvlText w:val=""/>
+      <w:lvlJc w:val="start"/>
+      <w:pPr>
+        <w:tabs>
+          <w:tab w:val="num" w:pos="0"/>
+        </w:tabs>
+        <w:ind w:start="0" w:hanging="0"/>
+      </w:pPr>
+    </w:lvl>
+  </w:abstractNum>
   <w:num w:numId="1">
     <w:abstractNumId w:val="1"/>
   </w:num>
@@ -5658,7 +5705,6 @@
     </w:rPrDefault>
     <w:pPrDefault>
       <w:pPr>
-        <w:widowControl/>
         <w:suppressAutoHyphens w:val="true"/>
       </w:pPr>
     </w:pPrDefault>
@@ -5668,7 +5714,10 @@
     <w:qFormat/>
     <w:pPr>
       <w:widowControl/>
+      <w:suppressAutoHyphens w:val="true"/>
       <w:bidi w:val="0"/>
+      <w:spacing w:before="0" w:after="0"/>
+      <w:jc w:val="start"/>
     </w:pPr>
     <w:rPr>
       <w:rFonts w:ascii="Liberation Serif" w:hAnsi="Liberation Serif" w:eastAsia="Noto Serif CJK SC" w:cs="Noto Sans Devanagari"/>
